--- a/docs/Методология.docx
+++ b/docs/Методология.docx
@@ -1031,18 +1031,239 @@
         <w:t xml:space="preserve"> </w:t>
       </w:r>
       <w:r>
-        <w:t xml:space="preserve">на GPU) и индексируются как текст.</w:t>
+        <w:t xml:space="preserve">на GPU) по сегментам с таймкодами (</w:t>
+      </w:r>
+      <w:r>
+        <w:rPr>
+          <w:rStyle w:val="VerbatimChar"/>
+        </w:rPr>
+        <w:t xml:space="preserve">t_start</w:t>
+      </w:r>
+      <w:r>
+        <w:t xml:space="preserve">/</w:t>
+      </w:r>
+      <w:r>
+        <w:rPr>
+          <w:rStyle w:val="VerbatimChar"/>
+        </w:rPr>
+        <w:t xml:space="preserve">t_end</w:t>
+      </w:r>
+      <w:r>
+        <w:t xml:space="preserve"> </w:t>
+      </w:r>
+      <w:r>
+        <w:t xml:space="preserve">сохраняются</w:t>
+      </w:r>
+      <w:r>
+        <w:t xml:space="preserve"> </w:t>
+      </w:r>
+      <w:r>
+        <w:t xml:space="preserve">в payload — для показа кадра и вырезки фрагмента видео в выдаче).</w:t>
+      </w:r>
+    </w:p>
+    <w:p>
+      <w:pPr>
+        <w:pStyle w:val="BodyText"/>
+      </w:pPr>
+      <w:r>
+        <w:t xml:space="preserve">Тяжёлые экстракторы (OCR картинок и RAW, конвертация чертежей CAD, транскрибация</w:t>
+      </w:r>
+      <w:r>
+        <w:t xml:space="preserve"> </w:t>
+      </w:r>
+      <w:r>
+        <w:t xml:space="preserve">аудио/видео) можно отключать в настройках (</w:t>
+      </w:r>
+      <w:r>
+        <w:rPr>
+          <w:rStyle w:val="VerbatimChar"/>
+        </w:rPr>
+        <w:t xml:space="preserve">OCR_IMAGES</w:t>
+      </w:r>
+      <w:r>
+        <w:t xml:space="preserve">,</w:t>
+      </w:r>
+      <w:r>
+        <w:t xml:space="preserve"> </w:t>
+      </w:r>
+      <w:r>
+        <w:rPr>
+          <w:rStyle w:val="VerbatimChar"/>
+        </w:rPr>
+        <w:t xml:space="preserve">OCR_RAW</w:t>
+      </w:r>
+      <w:r>
+        <w:t xml:space="preserve">,</w:t>
+      </w:r>
+      <w:r>
+        <w:t xml:space="preserve"> </w:t>
+      </w:r>
+      <w:r>
+        <w:rPr>
+          <w:rStyle w:val="VerbatimChar"/>
+        </w:rPr>
+        <w:t xml:space="preserve">PARSE_CAD</w:t>
+      </w:r>
+      <w:r>
+        <w:t xml:space="preserve">,</w:t>
+      </w:r>
+      <w:r>
+        <w:t xml:space="preserve"> </w:t>
+      </w:r>
+      <w:r>
+        <w:rPr>
+          <w:rStyle w:val="VerbatimChar"/>
+        </w:rPr>
+        <w:t xml:space="preserve">TRANSCRIBE_AV</w:t>
+      </w:r>
+      <w:r>
+        <w:t xml:space="preserve">) и ограничивать временем на файл (</w:t>
+      </w:r>
+      <w:r>
+        <w:rPr>
+          <w:rStyle w:val="VerbatimChar"/>
+        </w:rPr>
+        <w:t xml:space="preserve">FILE_PARSE_TIMEOUT</w:t>
+      </w:r>
+      <w:r>
+        <w:t xml:space="preserve">) — это резко</w:t>
+      </w:r>
+      <w:r>
+        <w:t xml:space="preserve"> </w:t>
+      </w:r>
+      <w:r>
+        <w:t xml:space="preserve">ускоряет первую индексацию большого каталога; недостающие типы добавляются вторым</w:t>
+      </w:r>
+      <w:r>
+        <w:t xml:space="preserve"> </w:t>
+      </w:r>
+      <w:r>
+        <w:t xml:space="preserve">инкрементальным проходом. Время обработки каждого файла сохраняется в</w:t>
+      </w:r>
+      <w:r>
+        <w:t xml:space="preserve"> </w:t>
+      </w:r>
+      <w:r>
+        <w:rPr>
+          <w:rStyle w:val="VerbatimChar"/>
+        </w:rPr>
+        <w:t xml:space="preserve">ingest_stats.json</w:t>
+      </w:r>
+      <w:r>
+        <w:t xml:space="preserve"> </w:t>
+      </w:r>
+      <w:r>
+        <w:t xml:space="preserve">и видно в каталоге/аналитике.</w:t>
       </w:r>
     </w:p>
     <w:p>
       <w:pPr>
         <w:pStyle w:val="Heading3"/>
       </w:pPr>
-      <w:bookmarkStart w:id="25" w:name="нарезка-на-чанки"/>
+      <w:bookmarkStart w:id="25" w:name="a.-выдача-исходных-артефактов"/>
+      <w:r>
+        <w:t xml:space="preserve">3.1a. Выдача исходных артефактов</w:t>
+      </w:r>
+      <w:bookmarkEnd w:id="25"/>
+    </w:p>
+    <w:p>
+      <w:pPr>
+        <w:pStyle w:val="FirstParagraph"/>
+      </w:pPr>
+      <w:r>
+        <w:t xml:space="preserve">Помимо текстовых цитат система отдаёт сами материалы (</w:t>
+      </w:r>
+      <w:r>
+        <w:rPr>
+          <w:rStyle w:val="VerbatimChar"/>
+        </w:rPr>
+        <w:t xml:space="preserve">media.py</w:t>
+      </w:r>
+      <w:r>
+        <w:t xml:space="preserve">): миниатюры</w:t>
+      </w:r>
+      <w:r>
+        <w:t xml:space="preserve"> </w:t>
+      </w:r>
+      <w:r>
+        <w:t xml:space="preserve">изображений и RAW-фото, рендер чертежей DXF/DWG (</w:t>
+      </w:r>
+      <w:r>
+        <w:rPr>
+          <w:rStyle w:val="VerbatimChar"/>
+        </w:rPr>
+        <w:t xml:space="preserve">ezdxf</w:t>
+      </w:r>
+      <w:r>
+        <w:t xml:space="preserve">+</w:t>
+      </w:r>
+      <w:r>
+        <w:rPr>
+          <w:rStyle w:val="VerbatimChar"/>
+        </w:rPr>
+        <w:t xml:space="preserve">matplotlib</w:t>
+      </w:r>
+      <w:r>
+        <w:t xml:space="preserve">), первую</w:t>
+      </w:r>
+      <w:r>
+        <w:t xml:space="preserve"> </w:t>
+      </w:r>
+      <w:r>
+        <w:t xml:space="preserve">страницу PDF (</w:t>
+      </w:r>
+      <w:r>
+        <w:rPr>
+          <w:rStyle w:val="VerbatimChar"/>
+        </w:rPr>
+        <w:t xml:space="preserve">PyMuPDF</w:t>
+      </w:r>
+      <w:r>
+        <w:t xml:space="preserve">), кадр и вырезанный фрагмент видео (</w:t>
+      </w:r>
+      <w:r>
+        <w:rPr>
+          <w:rStyle w:val="VerbatimChar"/>
+        </w:rPr>
+        <w:t xml:space="preserve">ffmpeg</w:t>
+      </w:r>
+      <w:r>
+        <w:t xml:space="preserve">), плеер аудио.</w:t>
+      </w:r>
+      <w:r>
+        <w:t xml:space="preserve"> </w:t>
+      </w:r>
+      <w:r>
+        <w:t xml:space="preserve">Превью строятся «лениво» и кешируются в</w:t>
+      </w:r>
+      <w:r>
+        <w:t xml:space="preserve"> </w:t>
+      </w:r>
+      <w:r>
+        <w:rPr>
+          <w:rStyle w:val="VerbatimChar"/>
+        </w:rPr>
+        <w:t xml:space="preserve">previews/</w:t>
+      </w:r>
+      <w:r>
+        <w:t xml:space="preserve">; тайминги видео берутся из</w:t>
+      </w:r>
+      <w:r>
+        <w:t xml:space="preserve"> </w:t>
+      </w:r>
+      <w:r>
+        <w:t xml:space="preserve">транскрипции. Доступ к файлам ограничен папкой документов (защита путей).</w:t>
+      </w:r>
+    </w:p>
+    <w:p>
+      <w:pPr>
+        <w:pStyle w:val="Heading3"/>
+      </w:pPr>
+      <w:bookmarkStart w:id="26" w:name="нарезка-на-чанки"/>
       <w:r>
         <w:t xml:space="preserve">3.2. Нарезка на чанки</w:t>
       </w:r>
-      <w:bookmarkEnd w:id="25"/>
+      <w:bookmarkEnd w:id="26"/>
     </w:p>
     <w:p>
       <w:pPr>
@@ -1095,11 +1316,11 @@
       <w:pPr>
         <w:pStyle w:val="Heading3"/>
       </w:pPr>
-      <w:bookmarkStart w:id="26" w:name="метаданные"/>
+      <w:bookmarkStart w:id="27" w:name="метаданные"/>
       <w:r>
         <w:t xml:space="preserve">3.3. Метаданные</w:t>
       </w:r>
-      <w:bookmarkEnd w:id="26"/>
+      <w:bookmarkEnd w:id="27"/>
     </w:p>
     <w:p>
       <w:pPr>
@@ -1176,11 +1397,11 @@
       <w:pPr>
         <w:pStyle w:val="Heading3"/>
       </w:pPr>
-      <w:bookmarkStart w:id="27" w:name="инкрементальность"/>
+      <w:bookmarkStart w:id="28" w:name="инкрементальность"/>
       <w:r>
         <w:t xml:space="preserve">3.4. Инкрементальность</w:t>
       </w:r>
-      <w:bookmarkEnd w:id="27"/>
+      <w:bookmarkEnd w:id="28"/>
     </w:p>
     <w:p>
       <w:pPr>
@@ -1222,11 +1443,11 @@
       <w:pPr>
         <w:pStyle w:val="Heading2"/>
       </w:pPr>
-      <w:bookmarkStart w:id="28" w:name="эмбеддинги-bge-m3"/>
+      <w:bookmarkStart w:id="29" w:name="эмбеддинги-bge-m3"/>
       <w:r>
         <w:t xml:space="preserve">4. Эмбеддинги: bge-m3</w:t>
       </w:r>
-      <w:bookmarkEnd w:id="28"/>
+      <w:bookmarkEnd w:id="29"/>
     </w:p>
     <w:p>
       <w:pPr>
@@ -1280,11 +1501,11 @@
       <w:pPr>
         <w:pStyle w:val="Heading2"/>
       </w:pPr>
-      <w:bookmarkStart w:id="29" w:name="поиск-и-реранк"/>
+      <w:bookmarkStart w:id="30" w:name="поиск-и-реранк"/>
       <w:r>
         <w:t xml:space="preserve">5. Поиск и реранк</w:t>
       </w:r>
-      <w:bookmarkEnd w:id="29"/>
+      <w:bookmarkEnd w:id="30"/>
     </w:p>
     <w:p>
       <w:pPr>
@@ -1484,11 +1705,11 @@
       <w:pPr>
         <w:pStyle w:val="Heading2"/>
       </w:pPr>
-      <w:bookmarkStart w:id="30" w:name="генерация-ответа"/>
+      <w:bookmarkStart w:id="31" w:name="генерация-ответа"/>
       <w:r>
         <w:t xml:space="preserve">6. Генерация ответа</w:t>
       </w:r>
-      <w:bookmarkEnd w:id="30"/>
+      <w:bookmarkEnd w:id="31"/>
     </w:p>
     <w:p>
       <w:pPr>
@@ -1587,11 +1808,11 @@
       <w:pPr>
         <w:pStyle w:val="Heading2"/>
       </w:pPr>
-      <w:bookmarkStart w:id="31" w:name="выбор-llm-по-платформе"/>
+      <w:bookmarkStart w:id="32" w:name="выбор-llm-по-платформе"/>
       <w:r>
         <w:t xml:space="preserve">7. Выбор LLM по платформе</w:t>
       </w:r>
-      <w:bookmarkEnd w:id="31"/>
+      <w:bookmarkEnd w:id="32"/>
     </w:p>
     <w:p>
       <w:pPr>
@@ -1681,11 +1902,11 @@
       <w:pPr>
         <w:pStyle w:val="Heading2"/>
       </w:pPr>
-      <w:bookmarkStart w:id="32" w:name="режимы-работы-и-расширения"/>
+      <w:bookmarkStart w:id="33" w:name="режимы-работы-и-расширения"/>
       <w:r>
         <w:t xml:space="preserve">8. Режимы работы и расширения</w:t>
       </w:r>
-      <w:bookmarkEnd w:id="32"/>
+      <w:bookmarkEnd w:id="33"/>
     </w:p>
     <w:p>
       <w:pPr>
@@ -1711,11 +1932,11 @@
       <w:pPr>
         <w:pStyle w:val="Heading3"/>
       </w:pPr>
-      <w:bookmarkStart w:id="33" w:name="базовый"/>
+      <w:bookmarkStart w:id="34" w:name="базовый"/>
       <w:r>
         <w:t xml:space="preserve">8.1. Базовый</w:t>
       </w:r>
-      <w:bookmarkEnd w:id="33"/>
+      <w:bookmarkEnd w:id="34"/>
     </w:p>
     <w:p>
       <w:pPr>
@@ -1741,11 +1962,11 @@
       <w:pPr>
         <w:pStyle w:val="Heading3"/>
       </w:pPr>
-      <w:bookmarkStart w:id="34" w:name="с-метаданными"/>
+      <w:bookmarkStart w:id="35" w:name="с-метаданными"/>
       <w:r>
         <w:t xml:space="preserve">8.2. С метаданными</w:t>
       </w:r>
-      <w:bookmarkEnd w:id="34"/>
+      <w:bookmarkEnd w:id="35"/>
     </w:p>
     <w:p>
       <w:pPr>
@@ -1891,11 +2112,11 @@
       <w:pPr>
         <w:pStyle w:val="Heading3"/>
       </w:pPr>
-      <w:bookmarkStart w:id="35" w:name="hybrid-граф"/>
+      <w:bookmarkStart w:id="36" w:name="hybrid-граф"/>
       <w:r>
         <w:t xml:space="preserve">8.3. Hybrid+ (граф)</w:t>
       </w:r>
-      <w:bookmarkEnd w:id="35"/>
+      <w:bookmarkEnd w:id="36"/>
     </w:p>
     <w:p>
       <w:pPr>
@@ -2025,11 +2246,11 @@
       <w:pPr>
         <w:pStyle w:val="Heading2"/>
       </w:pPr>
-      <w:bookmarkStart w:id="36" w:name="X28bfc9676579e0766ab86e43e8dd75f34fa86e0"/>
+      <w:bookmarkStart w:id="37" w:name="X28bfc9676579e0766ab86e43e8dd75f34fa86e0"/>
       <w:r>
         <w:t xml:space="preserve">8a. Дообучение модели (fine-tuning) и его роль</w:t>
       </w:r>
-      <w:bookmarkEnd w:id="36"/>
+      <w:bookmarkEnd w:id="37"/>
     </w:p>
     <w:p>
       <w:pPr>
@@ -2283,11 +2504,11 @@
       <w:pPr>
         <w:pStyle w:val="Heading2"/>
       </w:pPr>
-      <w:bookmarkStart w:id="37" w:name="настройка-качества"/>
+      <w:bookmarkStart w:id="38" w:name="настройка-качества"/>
       <w:r>
         <w:t xml:space="preserve">9. Настройка качества</w:t>
       </w:r>
-      <w:bookmarkEnd w:id="37"/>
+      <w:bookmarkEnd w:id="38"/>
     </w:p>
     <w:p>
       <w:pPr>
@@ -2449,11 +2670,11 @@
       <w:pPr>
         <w:pStyle w:val="Heading2"/>
       </w:pPr>
-      <w:bookmarkStart w:id="38" w:name="оценка-и-сравнение"/>
+      <w:bookmarkStart w:id="39" w:name="оценка-и-сравнение"/>
       <w:r>
         <w:t xml:space="preserve">10. Оценка и сравнение</w:t>
       </w:r>
-      <w:bookmarkEnd w:id="38"/>
+      <w:bookmarkEnd w:id="39"/>
     </w:p>
     <w:p>
       <w:pPr>
@@ -2543,11 +2764,11 @@
       <w:pPr>
         <w:pStyle w:val="Heading2"/>
       </w:pPr>
-      <w:bookmarkStart w:id="39" w:name="ограничения-и-принципы"/>
+      <w:bookmarkStart w:id="40" w:name="ограничения-и-принципы"/>
       <w:r>
         <w:t xml:space="preserve">11. Ограничения и принципы</w:t>
       </w:r>
-      <w:bookmarkEnd w:id="39"/>
+      <w:bookmarkEnd w:id="40"/>
     </w:p>
     <w:p>
       <w:pPr>
